--- a/Programming in JavaScript/DailyWork/Daily Work-September 1.docx
+++ b/Programming in JavaScript/DailyWork/Daily Work-September 1.docx
@@ -55,7 +55,23 @@
           <w:sz w:val="24"/>
           <w:szCs w:val="24"/>
         </w:rPr>
-        <w:t>Hello everyone, welcome to this course of Programming Concepts with JavaScript. A bit unusual but for our first day we will be doing some of the general programming stuff and practice of some of the JavaScript concepts along with use of JavaScript with command prompt and web browsers. Please look at the following videos to make your self more familiar with running JavaScript:</w:t>
+        <w:t xml:space="preserve">Hello everyone, welcome to this course of Programming Concepts with JavaScript. A bit unusual but for our first day we will be doing some of the general programming stuff and practice of some of the JavaScript concepts along with use of JavaScript with command prompt and web browsers. Please look at the following videos to make </w:t>
+      </w:r>
+      <w:proofErr w:type="spellStart"/>
+      <w:r>
+        <w:rPr>
+          <w:sz w:val="24"/>
+          <w:szCs w:val="24"/>
+        </w:rPr>
+        <w:t>your self</w:t>
+      </w:r>
+      <w:proofErr w:type="spellEnd"/>
+      <w:r>
+        <w:rPr>
+          <w:sz w:val="24"/>
+          <w:szCs w:val="24"/>
+        </w:rPr>
+        <w:t xml:space="preserve"> more familiar with running JavaScript:</w:t>
       </w:r>
     </w:p>
     <w:p>
@@ -294,39 +310,171 @@
           <w:sz w:val="24"/>
           <w:szCs w:val="24"/>
         </w:rPr>
-        <w:t>. Dr. Qurat-ul-Ain (Aini) will be conducting the session and you will get the practice questions in assignments section of the teams. Try to solve as much as questions as possible, ask for help if needed. Aini will be with you for the session, and also you can ask questions when we meet for JavaScript course later in the week.</w:t>
-      </w:r>
-    </w:p>
-    <w:p>
-      <w:pPr>
-        <w:jc w:val="both"/>
-        <w:rPr>
-          <w:sz w:val="24"/>
-          <w:szCs w:val="24"/>
-        </w:rPr>
-      </w:pPr>
-    </w:p>
-    <w:p>
-      <w:pPr>
-        <w:jc w:val="both"/>
-        <w:rPr>
-          <w:sz w:val="24"/>
-          <w:szCs w:val="24"/>
-        </w:rPr>
-      </w:pPr>
-    </w:p>
-    <w:p>
-      <w:pPr>
-        <w:jc w:val="both"/>
-        <w:rPr>
-          <w:sz w:val="24"/>
-          <w:szCs w:val="24"/>
-        </w:rPr>
-      </w:pPr>
-    </w:p>
-    <w:p>
-      <w:pPr>
-        <w:jc w:val="center"/>
+        <w:t xml:space="preserve">. Dr. </w:t>
+      </w:r>
+      <w:proofErr w:type="spellStart"/>
+      <w:r>
+        <w:rPr>
+          <w:sz w:val="24"/>
+          <w:szCs w:val="24"/>
+        </w:rPr>
+        <w:t>Qurat</w:t>
+      </w:r>
+      <w:proofErr w:type="spellEnd"/>
+      <w:r>
+        <w:rPr>
+          <w:sz w:val="24"/>
+          <w:szCs w:val="24"/>
+        </w:rPr>
+        <w:t xml:space="preserve">-ul-Ain (Aini) will be conducting the session and you will get the practice questions in </w:t>
+      </w:r>
+      <w:r>
+        <w:rPr>
+          <w:sz w:val="24"/>
+          <w:szCs w:val="24"/>
+        </w:rPr>
+        <w:t>the assignments</w:t>
+      </w:r>
+      <w:r>
+        <w:rPr>
+          <w:sz w:val="24"/>
+          <w:szCs w:val="24"/>
+        </w:rPr>
+        <w:t xml:space="preserve"> section of the teams. Try to solve as </w:t>
+      </w:r>
+      <w:r>
+        <w:rPr>
+          <w:sz w:val="24"/>
+          <w:szCs w:val="24"/>
+        </w:rPr>
+        <w:t>many</w:t>
+      </w:r>
+      <w:r>
+        <w:rPr>
+          <w:sz w:val="24"/>
+          <w:szCs w:val="24"/>
+        </w:rPr>
+        <w:t xml:space="preserve"> questions as possible, ask for help if needed. Aini will be with you for the session, </w:t>
+      </w:r>
+      <w:r>
+        <w:rPr>
+          <w:sz w:val="24"/>
+          <w:szCs w:val="24"/>
+        </w:rPr>
+        <w:t>and</w:t>
+      </w:r>
+      <w:r>
+        <w:rPr>
+          <w:sz w:val="24"/>
+          <w:szCs w:val="24"/>
+        </w:rPr>
+        <w:t xml:space="preserve"> you can ask questions when we meet for JavaScript course later in the week.</w:t>
+      </w:r>
+    </w:p>
+    <w:p>
+      <w:pPr>
+        <w:jc w:val="both"/>
+        <w:rPr>
+          <w:sz w:val="24"/>
+          <w:szCs w:val="24"/>
+        </w:rPr>
+      </w:pPr>
+    </w:p>
+    <w:p>
+      <w:pPr>
+        <w:jc w:val="both"/>
+        <w:rPr>
+          <w:b/>
+          <w:bCs/>
+          <w:sz w:val="28"/>
+          <w:szCs w:val="28"/>
+        </w:rPr>
+      </w:pPr>
+      <w:r>
+        <w:rPr>
+          <w:b/>
+          <w:bCs/>
+          <w:sz w:val="28"/>
+          <w:szCs w:val="28"/>
+        </w:rPr>
+        <w:t>Important notes:</w:t>
+      </w:r>
+    </w:p>
+    <w:p>
+      <w:pPr>
+        <w:jc w:val="both"/>
+        <w:rPr>
+          <w:b/>
+          <w:bCs/>
+          <w:sz w:val="28"/>
+          <w:szCs w:val="28"/>
+        </w:rPr>
+      </w:pPr>
+      <w:r>
+        <w:rPr>
+          <w:b/>
+          <w:bCs/>
+          <w:sz w:val="28"/>
+          <w:szCs w:val="28"/>
+        </w:rPr>
+        <w:t xml:space="preserve">All code and stuff for both of our courses will be found at following </w:t>
+      </w:r>
+      <w:proofErr w:type="spellStart"/>
+      <w:r>
+        <w:rPr>
+          <w:b/>
+          <w:bCs/>
+          <w:sz w:val="28"/>
+          <w:szCs w:val="28"/>
+        </w:rPr>
+        <w:t>github</w:t>
+      </w:r>
+      <w:proofErr w:type="spellEnd"/>
+      <w:r>
+        <w:rPr>
+          <w:b/>
+          <w:bCs/>
+          <w:sz w:val="28"/>
+          <w:szCs w:val="28"/>
+        </w:rPr>
+        <w:t xml:space="preserve"> repository:</w:t>
+      </w:r>
+    </w:p>
+    <w:p>
+      <w:pPr>
+        <w:jc w:val="both"/>
+        <w:rPr>
+          <w:b/>
+          <w:bCs/>
+          <w:sz w:val="28"/>
+          <w:szCs w:val="28"/>
+        </w:rPr>
+      </w:pPr>
+      <w:hyperlink r:id="rId10" w:history="1">
+        <w:r>
+          <w:rPr>
+            <w:rStyle w:val="Hyperlink"/>
+            <w:b/>
+            <w:bCs/>
+            <w:sz w:val="28"/>
+            <w:szCs w:val="28"/>
+          </w:rPr>
+          <w:t>https://github.com/natiquekeyin/fall2023</w:t>
+        </w:r>
+      </w:hyperlink>
+    </w:p>
+    <w:p>
+      <w:pPr>
+        <w:jc w:val="both"/>
+        <w:rPr>
+          <w:sz w:val="24"/>
+          <w:szCs w:val="24"/>
+        </w:rPr>
+      </w:pPr>
+    </w:p>
+    <w:p>
+      <w:pPr>
+        <w:jc w:val="both"/>
         <w:rPr>
           <w:sz w:val="24"/>
           <w:szCs w:val="24"/>
